--- a/작업일지/졸업작품 작업일지 - 8주차.docx
+++ b/작업일지/졸업작품 작업일지 - 8주차.docx
@@ -109,6 +109,7 @@
               </w:rPr>
               <w:t xml:space="preserve"> </w:t>
             </w:r>
+            <w:proofErr w:type="spellStart"/>
             <w:r>
               <w:rPr>
                 <w:rFonts w:hint="eastAsia"/>
@@ -117,6 +118,7 @@
               </w:rPr>
               <w:t>장명운</w:t>
             </w:r>
+            <w:proofErr w:type="spellEnd"/>
           </w:p>
           <w:p>
             <w:pPr>
@@ -257,6 +259,7 @@
                 <w:sz w:val="22"/>
               </w:rPr>
             </w:pPr>
+            <w:proofErr w:type="spellStart"/>
             <w:r>
               <w:rPr>
                 <w:rFonts w:hint="eastAsia"/>
@@ -265,6 +268,7 @@
               </w:rPr>
               <w:t>팀명</w:t>
             </w:r>
+            <w:proofErr w:type="spellEnd"/>
           </w:p>
         </w:tc>
         <w:tc>
@@ -301,6 +305,7 @@
                 <w:szCs w:val="18"/>
               </w:rPr>
             </w:pPr>
+            <w:proofErr w:type="gramStart"/>
             <w:r>
               <w:rPr>
                 <w:rFonts w:hint="eastAsia"/>
@@ -341,6 +346,7 @@
               </w:rPr>
               <w:t>utlander</w:t>
             </w:r>
+            <w:proofErr w:type="gramEnd"/>
             <w:r>
               <w:rPr>
                 <w:rFonts w:hint="eastAsia"/>
@@ -550,6 +556,7 @@
                 <w:szCs w:val="20"/>
               </w:rPr>
             </w:pPr>
+            <w:proofErr w:type="spellStart"/>
             <w:r>
               <w:rPr>
                 <w:rFonts w:hint="eastAsia"/>
@@ -557,6 +564,7 @@
               </w:rPr>
               <w:t>장명운</w:t>
             </w:r>
+            <w:proofErr w:type="spellEnd"/>
             <w:r>
               <w:rPr>
                 <w:rFonts w:hint="eastAsia"/>
@@ -578,7 +586,27 @@
                 <w:bCs/>
                 <w:szCs w:val="20"/>
               </w:rPr>
-              <w:t>클라이언트 네트워크 코드 작성, 맵을 더 자유롭게 돌아다닐 수 있도록</w:t>
+              <w:t xml:space="preserve">클라이언트 네트워크 코드 작성, </w:t>
+            </w:r>
+            <w:proofErr w:type="spellStart"/>
+            <w:r>
+              <w:rPr>
+                <w:rFonts w:hint="eastAsia"/>
+                <w:b/>
+                <w:bCs/>
+                <w:szCs w:val="20"/>
+              </w:rPr>
+              <w:t>맵을</w:t>
+            </w:r>
+            <w:proofErr w:type="spellEnd"/>
+            <w:r>
+              <w:rPr>
+                <w:rFonts w:hint="eastAsia"/>
+                <w:b/>
+                <w:bCs/>
+                <w:szCs w:val="20"/>
+              </w:rPr>
+              <w:t xml:space="preserve"> 더 자유롭게 돌아다닐 수 있도록</w:t>
             </w:r>
             <w:r>
               <w:rPr>
@@ -653,9 +681,17 @@
                 <w:rFonts w:hint="eastAsia"/>
                 <w:b/>
                 <w:bCs/>
+              </w:rPr>
+              <w:t>Quaternion 공부</w:t>
+            </w:r>
+            <w:r>
+              <w:rPr>
+                <w:rFonts w:hint="eastAsia"/>
+                <w:b/>
+                <w:bCs/>
                 <w:szCs w:val="20"/>
               </w:rPr>
-              <w:t>테셀레이션을 보다 자연스럽게 구현, cascaded shadow map 공부</w:t>
+              <w:t>, cascaded shadow map 공부</w:t>
             </w:r>
           </w:p>
         </w:tc>
@@ -692,13 +728,23 @@
           <w:szCs w:val="32"/>
         </w:rPr>
       </w:pPr>
+      <w:proofErr w:type="spellStart"/>
       <w:r>
         <w:rPr>
           <w:rFonts w:hint="eastAsia"/>
           <w:sz w:val="28"/>
           <w:szCs w:val="32"/>
         </w:rPr>
-        <w:t>장명운:</w:t>
+        <w:t>장명운</w:t>
+      </w:r>
+      <w:proofErr w:type="spellEnd"/>
+      <w:r>
+        <w:rPr>
+          <w:rFonts w:hint="eastAsia"/>
+          <w:sz w:val="28"/>
+          <w:szCs w:val="32"/>
+        </w:rPr>
+        <w:t>:</w:t>
       </w:r>
     </w:p>
     <w:p>
@@ -730,8 +776,30 @@
         <w:rPr>
           <w:rFonts w:hint="eastAsia"/>
         </w:rPr>
-        <w:t>Winsock2 초기화 및 논블로킹 소켓으로 connect, send, recv</w:t>
+        <w:t xml:space="preserve">Winsock2 초기화 및 </w:t>
       </w:r>
+      <w:proofErr w:type="spellStart"/>
+      <w:r>
+        <w:rPr>
+          <w:rFonts w:hint="eastAsia"/>
+        </w:rPr>
+        <w:t>논블로킹</w:t>
+      </w:r>
+      <w:proofErr w:type="spellEnd"/>
+      <w:r>
+        <w:rPr>
+          <w:rFonts w:hint="eastAsia"/>
+        </w:rPr>
+        <w:t xml:space="preserve"> 소켓으로 connect, send, </w:t>
+      </w:r>
+      <w:proofErr w:type="spellStart"/>
+      <w:r>
+        <w:rPr>
+          <w:rFonts w:hint="eastAsia"/>
+        </w:rPr>
+        <w:t>recv</w:t>
+      </w:r>
+      <w:proofErr w:type="spellEnd"/>
     </w:p>
     <w:p>
       <w:pPr>
@@ -783,11 +851,19 @@
         </w:numPr>
         <w:ind w:leftChars="0"/>
       </w:pPr>
+      <w:proofErr w:type="spellStart"/>
       <w:r>
         <w:rPr>
           <w:rFonts w:hint="eastAsia"/>
         </w:rPr>
-        <w:t>맵을 더 자유롭게 돌아다닐 수 있도록 위 아래 이동 추가 및 카메라 회전 추가</w:t>
+        <w:t>맵을</w:t>
+      </w:r>
+      <w:proofErr w:type="spellEnd"/>
+      <w:r>
+        <w:rPr>
+          <w:rFonts w:hint="eastAsia"/>
+        </w:rPr>
+        <w:t xml:space="preserve"> 더 자유롭게 돌아다닐 수 있도록 위 아래 이동 추가 및 카메라 회전 추가</w:t>
       </w:r>
       <w:r>
         <w:br/>
@@ -889,11 +965,19 @@
         </w:numPr>
         <w:ind w:leftChars="0"/>
       </w:pPr>
+      <w:proofErr w:type="spellStart"/>
       <w:r>
         <w:rPr>
           <w:rFonts w:hint="eastAsia"/>
         </w:rPr>
-        <w:t>CSHello: 클라이언트가 서버에 접속함을 통지</w:t>
+        <w:t>CSHello</w:t>
+      </w:r>
+      <w:proofErr w:type="spellEnd"/>
+      <w:r>
+        <w:rPr>
+          <w:rFonts w:hint="eastAsia"/>
+        </w:rPr>
+        <w:t>: 클라이언트가 서버에 접속함을 통지</w:t>
       </w:r>
     </w:p>
     <w:p>
@@ -905,11 +989,19 @@
         </w:numPr>
         <w:ind w:leftChars="0"/>
       </w:pPr>
+      <w:proofErr w:type="spellStart"/>
       <w:r>
         <w:rPr>
           <w:rFonts w:hint="eastAsia"/>
         </w:rPr>
-        <w:t>SCAssign: 서버가 클라이언트에 조종할 비행기 객체를 할당</w:t>
+        <w:t>SCAssign</w:t>
+      </w:r>
+      <w:proofErr w:type="spellEnd"/>
+      <w:r>
+        <w:rPr>
+          <w:rFonts w:hint="eastAsia"/>
+        </w:rPr>
+        <w:t>: 서버가 클라이언트에 조종할 비행기 객체를 할당</w:t>
       </w:r>
     </w:p>
     <w:p>
@@ -921,11 +1013,33 @@
         </w:numPr>
         <w:ind w:leftChars="0"/>
       </w:pPr>
+      <w:proofErr w:type="spellStart"/>
       <w:r>
         <w:rPr>
           <w:rFonts w:hint="eastAsia"/>
         </w:rPr>
-        <w:t>CSWorld/SCWorld: 서버나 클라이언트가 상대에게 자신이 가지고 있는 월드 변환 정보들을 전송</w:t>
+        <w:t>CSWorld</w:t>
+      </w:r>
+      <w:proofErr w:type="spellEnd"/>
+      <w:r>
+        <w:rPr>
+          <w:rFonts w:hint="eastAsia"/>
+        </w:rPr>
+        <w:t>/</w:t>
+      </w:r>
+      <w:proofErr w:type="spellStart"/>
+      <w:r>
+        <w:rPr>
+          <w:rFonts w:hint="eastAsia"/>
+        </w:rPr>
+        <w:t>SCWorld</w:t>
+      </w:r>
+      <w:proofErr w:type="spellEnd"/>
+      <w:r>
+        <w:rPr>
+          <w:rFonts w:hint="eastAsia"/>
+        </w:rPr>
+        <w:t>: 서버나 클라이언트가 상대에게 자신이 가지고 있는 월드 변환 정보들을 전송</w:t>
       </w:r>
     </w:p>
     <w:p>
@@ -937,11 +1051,19 @@
         </w:numPr>
         <w:ind w:leftChars="0"/>
       </w:pPr>
+      <w:proofErr w:type="spellStart"/>
       <w:r>
         <w:rPr>
           <w:rFonts w:hint="eastAsia"/>
         </w:rPr>
-        <w:t>CSLeave: 클라이언트가 서버에 연결 해제를 통</w:t>
+        <w:t>CSLeave</w:t>
+      </w:r>
+      <w:proofErr w:type="spellEnd"/>
+      <w:r>
+        <w:rPr>
+          <w:rFonts w:hint="eastAsia"/>
+        </w:rPr>
+        <w:t>: 클라이언트가 서버에 연결 해제를 통</w:t>
       </w:r>
       <w:r>
         <w:rPr>
@@ -1035,16 +1157,8 @@
         <w:rPr>
           <w:rFonts w:hint="eastAsia"/>
         </w:rPr>
-        <w:t>쿼터니언, 멀티 렌더타겟에 대한 강의 시청 및 공부</w:t>
+        <w:t>Quaternion 공부</w:t>
       </w:r>
-    </w:p>
-    <w:p>
-      <w:pPr>
-        <w:widowControl/>
-        <w:wordWrap/>
-        <w:autoSpaceDE/>
-        <w:autoSpaceDN/>
-      </w:pPr>
       <w:r>
         <w:br w:type="page"/>
       </w:r>
@@ -1129,11 +1243,19 @@
             <w:pPr>
               <w:jc w:val="left"/>
             </w:pPr>
-            <w:r>
-              <w:rPr>
-                <w:rFonts w:hint="eastAsia"/>
-              </w:rPr>
-              <w:t>청크 사이의 경계가 부자연스럽다.</w:t>
+            <w:proofErr w:type="spellStart"/>
+            <w:r>
+              <w:rPr>
+                <w:rFonts w:hint="eastAsia"/>
+              </w:rPr>
+              <w:t>청크</w:t>
+            </w:r>
+            <w:proofErr w:type="spellEnd"/>
+            <w:r>
+              <w:rPr>
+                <w:rFonts w:hint="eastAsia"/>
+              </w:rPr>
+              <w:t xml:space="preserve"> 사이의 경계가 부자연스럽다.</w:t>
             </w:r>
           </w:p>
         </w:tc>
@@ -1169,11 +1291,33 @@
             <w:pPr>
               <w:jc w:val="left"/>
             </w:pPr>
-            <w:r>
-              <w:rPr>
-                <w:rFonts w:hint="eastAsia"/>
-              </w:rPr>
-              <w:t>알파블렌딩을 하는 렌더패스를 추가한다.</w:t>
+            <w:proofErr w:type="spellStart"/>
+            <w:r>
+              <w:rPr>
+                <w:rFonts w:hint="eastAsia"/>
+              </w:rPr>
+              <w:t>알파블렌딩을</w:t>
+            </w:r>
+            <w:proofErr w:type="spellEnd"/>
+            <w:r>
+              <w:rPr>
+                <w:rFonts w:hint="eastAsia"/>
+              </w:rPr>
+              <w:t xml:space="preserve"> 하는 </w:t>
+            </w:r>
+            <w:proofErr w:type="spellStart"/>
+            <w:r>
+              <w:rPr>
+                <w:rFonts w:hint="eastAsia"/>
+              </w:rPr>
+              <w:t>렌더패스를</w:t>
+            </w:r>
+            <w:proofErr w:type="spellEnd"/>
+            <w:r>
+              <w:rPr>
+                <w:rFonts w:hint="eastAsia"/>
+              </w:rPr>
+              <w:t xml:space="preserve"> 추가한다.</w:t>
             </w:r>
             <w:r>
               <w:br/>
@@ -1191,7 +1335,21 @@
               <w:rPr>
                 <w:rFonts w:hint="eastAsia"/>
               </w:rPr>
-              <w:t>height map의 가장자리 픽셀들은 인접한 청크끼리 같도록 min이나 max를 통해 통일시킨다.</w:t>
+              <w:t xml:space="preserve">height map의 가장자리 픽셀들은 인접한 </w:t>
+            </w:r>
+            <w:proofErr w:type="spellStart"/>
+            <w:r>
+              <w:rPr>
+                <w:rFonts w:hint="eastAsia"/>
+              </w:rPr>
+              <w:t>청크끼리</w:t>
+            </w:r>
+            <w:proofErr w:type="spellEnd"/>
+            <w:r>
+              <w:rPr>
+                <w:rFonts w:hint="eastAsia"/>
+              </w:rPr>
+              <w:t xml:space="preserve"> 같도록 min이나 max를 통해 통일시킨다.</w:t>
             </w:r>
           </w:p>
         </w:tc>
@@ -1408,6 +1566,7 @@
               </w:rPr>
               <w:t xml:space="preserve">우상훈: </w:t>
             </w:r>
+            <w:proofErr w:type="spellStart"/>
             <w:r>
               <w:rPr>
                 <w:rFonts w:hint="eastAsia"/>
@@ -1415,7 +1574,17 @@
                 <w:bCs/>
                 <w:szCs w:val="20"/>
               </w:rPr>
-              <w:t>멀티쓰레드 공부, 게임 서버 프로그래밍 교과서 2</w:t>
+              <w:t>멀티쓰레드</w:t>
+            </w:r>
+            <w:proofErr w:type="spellEnd"/>
+            <w:r>
+              <w:rPr>
+                <w:rFonts w:hint="eastAsia"/>
+                <w:b/>
+                <w:bCs/>
+                <w:szCs w:val="20"/>
+              </w:rPr>
+              <w:t xml:space="preserve"> 공부, 게임 서버 프로그래밍 교과서 2</w:t>
             </w:r>
             <w:r>
               <w:rPr>
@@ -1470,6 +1639,7 @@
                 <w:szCs w:val="20"/>
               </w:rPr>
             </w:pPr>
+            <w:proofErr w:type="spellStart"/>
             <w:r>
               <w:rPr>
                 <w:rFonts w:hint="eastAsia"/>
@@ -1477,8 +1647,9 @@
                 <w:bCs/>
                 <w:szCs w:val="20"/>
               </w:rPr>
-              <w:t xml:space="preserve">장명운: </w:t>
-            </w:r>
+              <w:t>장명운</w:t>
+            </w:r>
+            <w:proofErr w:type="spellEnd"/>
             <w:r>
               <w:rPr>
                 <w:rFonts w:hint="eastAsia"/>
@@ -1486,35 +1657,64 @@
                 <w:bCs/>
                 <w:szCs w:val="20"/>
               </w:rPr>
-              <w:t>height map 경계 수정, 스킨 애니메이션 구현,</w:t>
-            </w:r>
-            <w:r>
-              <w:rPr>
+              <w:t xml:space="preserve">: </w:t>
+            </w:r>
+            <w:r>
+              <w:rPr>
+                <w:rFonts w:hint="eastAsia"/>
                 <w:b/>
                 <w:bCs/>
                 <w:szCs w:val="20"/>
               </w:rPr>
-              <w:br/>
-            </w:r>
-            <w:r>
-              <w:rPr>
-                <w:rFonts w:hint="eastAsia"/>
+              <w:t>height map 경계 수정, 스킨 애니메이션 구현,</w:t>
+            </w:r>
+            <w:r>
+              <w:rPr>
                 <w:b/>
                 <w:bCs/>
                 <w:szCs w:val="20"/>
               </w:rPr>
-              <w:t>알파 블렌딩(Weighted-Blended Alpha Blending)</w:t>
+              <w:br/>
+            </w:r>
+            <w:r>
+              <w:rPr>
+                <w:rFonts w:hint="eastAsia"/>
+                <w:b/>
+                <w:bCs/>
+                <w:szCs w:val="20"/>
+              </w:rPr>
+              <w:t xml:space="preserve">알파 </w:t>
+            </w:r>
+            <w:proofErr w:type="spellStart"/>
+            <w:r>
+              <w:rPr>
+                <w:rFonts w:hint="eastAsia"/>
+                <w:b/>
+                <w:bCs/>
+                <w:szCs w:val="20"/>
+              </w:rPr>
+              <w:t>블렌딩</w:t>
+            </w:r>
+            <w:proofErr w:type="spellEnd"/>
+            <w:r>
+              <w:rPr>
+                <w:rFonts w:hint="eastAsia"/>
+                <w:b/>
+                <w:bCs/>
+                <w:szCs w:val="20"/>
+              </w:rPr>
+              <w:t>(Weighted-Blended Alpha Blending)</w:t>
             </w:r>
           </w:p>
           <w:p>
             <w:pPr>
               <w:rPr>
-                <w:rFonts w:hint="eastAsia"/>
                 <w:b/>
                 <w:bCs/>
                 <w:szCs w:val="20"/>
               </w:rPr>
             </w:pPr>
+            <w:proofErr w:type="gramStart"/>
             <w:r>
               <w:rPr>
                 <w:rFonts w:hint="eastAsia"/>
@@ -1522,8 +1722,9 @@
                 <w:bCs/>
                 <w:szCs w:val="20"/>
               </w:rPr>
-              <w:t xml:space="preserve">이종진 : </w:t>
-            </w:r>
+              <w:t>이종진 :</w:t>
+            </w:r>
+            <w:proofErr w:type="gramEnd"/>
             <w:r>
               <w:rPr>
                 <w:rFonts w:hint="eastAsia"/>
@@ -1531,7 +1732,7 @@
                 <w:bCs/>
                 <w:szCs w:val="20"/>
               </w:rPr>
-              <w:t>cascaded shadow map 구현</w:t>
+              <w:t xml:space="preserve"> </w:t>
             </w:r>
             <w:r>
               <w:rPr>
@@ -1540,7 +1741,36 @@
                 <w:bCs/>
                 <w:szCs w:val="20"/>
               </w:rPr>
-              <w:t>, 애니메이션 기반 코드 작성</w:t>
+              <w:t>cascaded shadow map 구현</w:t>
+            </w:r>
+            <w:r>
+              <w:rPr>
+                <w:rFonts w:hint="eastAsia"/>
+                <w:b/>
+                <w:bCs/>
+                <w:szCs w:val="20"/>
+              </w:rPr>
+              <w:t xml:space="preserve">, </w:t>
+            </w:r>
+            <w:proofErr w:type="spellStart"/>
+            <w:r>
+              <w:rPr>
+                <w:rFonts w:hint="eastAsia"/>
+                <w:b/>
+                <w:bCs/>
+                <w:szCs w:val="20"/>
+              </w:rPr>
+              <w:t>multy</w:t>
+            </w:r>
+            <w:proofErr w:type="spellEnd"/>
+            <w:r>
+              <w:rPr>
+                <w:rFonts w:hint="eastAsia"/>
+                <w:b/>
+                <w:bCs/>
+                <w:szCs w:val="20"/>
+              </w:rPr>
+              <w:t xml:space="preserve"> render target 공부</w:t>
             </w:r>
           </w:p>
         </w:tc>
